--- a/TRIPOD_checklist.docx
+++ b/TRIPOD_checklist.docx
@@ -675,20 +675,20 @@
                 <w:sz w:val="18"/>
                 <w:vertAlign w:val="superscript"/>
               </w:rPr>
-              <w:t>7-9</w:t>
-            </w:r>
-            <w:r>
-              <w:rPr>
-                <w:sz w:val="18"/>
-              </w:rPr>
-              <w:t>; the two imaging series concluding the angle is unhelpful</w:t>
+              <w:t xml:space="preserve">6-8</w:t>
+            </w:r>
+            <w:r>
+              <w:rPr>
+                <w:sz w:val="18"/>
+              </w:rPr>
+              <w:t xml:space="preserve">; the two imaging series that comment on the angle without testing it</w:t>
             </w:r>
             <w:r>
               <w:rPr>
                 <w:sz w:val="18"/>
                 <w:vertAlign w:val="superscript"/>
               </w:rPr>
-              <w:t>10,11</w:t>
+              <w:t xml:space="preserve">9,10</w:t>
             </w:r>
             <w:r>
               <w:rPr>
@@ -701,7 +701,7 @@
                 <w:sz w:val="18"/>
                 <w:vertAlign w:val="superscript"/>
               </w:rPr>
-              <w:t>14,17</w:t>
+              <w:t xml:space="preserve">13,16</w:t>
             </w:r>
           </w:p>
         </w:tc>
@@ -1927,7 +1927,7 @@
                 <w:sz w:val="18"/>
                 <w:vertAlign w:val="superscript"/>
               </w:rPr>
-              <w:t>19</w:t>
+              <w:t xml:space="preserve">18</w:t>
             </w:r>
             <w:r>
               <w:rPr>
@@ -2254,7 +2254,7 @@
                 <w:sz w:val="18"/>
                 <w:vertAlign w:val="superscript"/>
               </w:rPr>
-              <w:t>18</w:t>
+              <w:t xml:space="preserve">17</w:t>
             </w:r>
             <w:r>
               <w:rPr>
@@ -2492,7 +2492,7 @@
                 <w:sz w:val="18"/>
                 <w:vertAlign w:val="superscript"/>
               </w:rPr>
-              <w:t>20</w:t>
+              <w:t xml:space="preserve">19</w:t>
             </w:r>
             <w:r>
               <w:rPr>
@@ -2505,7 +2505,7 @@
                 <w:sz w:val="18"/>
                 <w:vertAlign w:val="superscript"/>
               </w:rPr>
-              <w:t>21</w:t>
+              <w:t xml:space="preserve">20</w:t>
             </w:r>
             <w:r>
               <w:rPr>
@@ -4652,7 +4652,7 @@
                 <w:b/>
                 <w:sz w:val="18"/>
               </w:rPr>
-              <w:t>Supplementary Methods S1–S5</w:t>
+              <w:t xml:space="preserve">Supplementary Methods S1–S6</w:t>
             </w:r>
             <w:r>
               <w:rPr>
